--- a/rapports/2026-06-06/EQ33/EQ33_sup_v2/DR_023201030018/80-82-97-79.docx
+++ b/rapports/2026-06-06/EQ33/EQ33_sup_v2/DR_023201030018/80-82-97-79.docx
@@ -297,7 +297,7 @@
           <w:color w:val="1F6FEB"/>
           <w:sz w:val="22"/>
         </w:rPr>
-        <w:t>⚠ INCOHÉRENCES À CORRIGER (58)</w:t>
+        <w:t>⚠ INCOHÉRENCES À CORRIGER (55)</w:t>
       </w:r>
     </w:p>
     <w:tbl>
@@ -634,7 +634,7 @@
                 <w:color w:val="16A34A"/>
                 <w:sz w:val="16"/>
               </w:rPr>
-              <w:t>—</w:t>
+              <w:t>s01q32, s01q36, s01q38, s04q37_modif, s02q33, s02q34, s01q00b</w:t>
             </w:r>
           </w:p>
         </w:tc>
@@ -665,7 +665,7 @@
                 <w:i w:val="0"/>
                 <w:sz w:val="17"/>
               </w:rPr>
-              <w:t>Incohérence!!! seulement les écoles privées paient les frais de scolarité (y compris les frais d'inscription).</w:t>
+              <w:t>Peu probable!!! Vu l'âge (15 ans) de Sali Sane ou l'année à laquelle Sali Sane a fréquenté l'école pour la dernière fois (.) le dernier diplome de Sali Sane ne peut être le Certificat d'études primaires (CEP), prière de corriger cette incohérence ou confirmer avec le QG.</w:t>
             </w:r>
           </w:p>
         </w:tc>
@@ -698,7 +698,7 @@
                 <w:i w:val="0"/>
                 <w:sz w:val="16"/>
               </w:rPr>
-              <w:t>S02</w:t>
+              <w:t>S11</w:t>
               <w:br/>
             </w:r>
             <w:r>
@@ -708,7 +708,7 @@
                 <w:color w:val="64748B"/>
                 <w:sz w:val="14"/>
               </w:rPr>
-              <w:t>Éducation</w:t>
+              <w:t>Logement / cadre de vie</w:t>
             </w:r>
           </w:p>
         </w:tc>
@@ -724,7 +724,7 @@
                 <w:color w:val="16A34A"/>
                 <w:sz w:val="16"/>
               </w:rPr>
-              <w:t>s01q32, s01q36, s01q38, s04q37_modif, s02q33, s02q34, s01q00b</w:t>
+              <w:t>—</w:t>
             </w:r>
           </w:p>
         </w:tc>
@@ -755,7 +755,7 @@
                 <w:i w:val="0"/>
                 <w:sz w:val="17"/>
               </w:rPr>
-              <w:t>Peu probable!!! Vu l'âge (15 ans) de Sali Sane ou l'année à laquelle Sali Sane a fréquenté l'école pour la dernière fois (.) le dernier diplome de Sali Sane ne peut être le Certificat d'études primaires (CEP), prière de corriger cette incohérence ou confirmer avec le QG.</w:t>
+              <w:t>Incoherence!! Le ménage a depensé .</w:t>
             </w:r>
           </w:p>
         </w:tc>
@@ -814,7 +814,7 @@
                 <w:color w:val="16A34A"/>
                 <w:sz w:val="16"/>
               </w:rPr>
-              <w:t>—</w:t>
+              <w:t>s01q29, s01q31, s04q24, s00q04, s11q21, s09fq03, s09fq011</w:t>
             </w:r>
           </w:p>
         </w:tc>
@@ -845,7 +845,7 @@
                 <w:i w:val="0"/>
                 <w:sz w:val="17"/>
               </w:rPr>
-              <w:t>Incoherence!! Le ménage a depensé .</w:t>
+              <w:t>FCFA dans Frais de connexion au réseau de distribution d'eau mais dit ne pas être connecté à un réseau d'eau courante, prière de corriger cette incoherenceAttention!!! Les ménages vivants dans un(e) Maison Basse à ZIGUINCHOR Rural ont généralement comme principal matériau de revêtement du sol du logement le/la Ciment/Béton, mais celui du ménage de Cheikh Atab Sane (Terre battue/Sable) diffère de celui-ci.</w:t>
             </w:r>
           </w:p>
         </w:tc>
@@ -878,7 +878,7 @@
                 <w:i w:val="0"/>
                 <w:sz w:val="16"/>
               </w:rPr>
-              <w:t>S11</w:t>
+              <w:t>S16</w:t>
               <w:br/>
             </w:r>
             <w:r>
@@ -888,7 +888,7 @@
                 <w:color w:val="64748B"/>
                 <w:sz w:val="14"/>
               </w:rPr>
-              <w:t>Logement / cadre de vie</w:t>
+              <w:t>Agriculture</w:t>
             </w:r>
           </w:p>
         </w:tc>
@@ -904,7 +904,7 @@
                 <w:color w:val="16A34A"/>
                 <w:sz w:val="16"/>
               </w:rPr>
-              <w:t>s01q29, s01q31, s04q24, s00q04, s11q21, s09fq03, s09fq011</w:t>
+              <w:t>s16aq00, s01q00b, s04q35e_code</w:t>
             </w:r>
           </w:p>
         </w:tc>
@@ -935,7 +935,7 @@
                 <w:i w:val="0"/>
                 <w:sz w:val="17"/>
               </w:rPr>
-              <w:t>FCFA dans Frais de connexion au réseau de distribution d'eau mais dit ne pas être connecté à un réseau d'eau courante, prière de corriger cette incoherenceAttention!!! Les ménages vivants dans un(e) Maison Basse à ZIGUINCHOR Rural ont généralement comme principal matériau de revêtement du sol du logement le/la Ciment/Béton, mais celui du ménage de Cheikh Atab Sane (Terre battue/Sable) diffère de celui-ci.</w:t>
+              <w:t>Incoherent!!! Cheikh Atab Sane est un Agriculteurs et ouvriers qualifiés, cultures de plein champ mais ne pratique de l'agriculture, prière de reprendre la section 16a ou fournir des explications concrètes.</w:t>
             </w:r>
           </w:p>
         </w:tc>
@@ -950,10 +950,10 @@
               <w:rPr>
                 <w:b/>
                 <w:i w:val="0"/>
-                <w:color w:val="DC2626"/>
+                <w:color w:val="EA580C"/>
                 <w:sz w:val="16"/>
               </w:rPr>
-              <w:t>Haute</w:t>
+              <w:t>Moyenne</w:t>
             </w:r>
           </w:p>
         </w:tc>
@@ -968,7 +968,7 @@
                 <w:i w:val="0"/>
                 <w:sz w:val="16"/>
               </w:rPr>
-              <w:t>S16</w:t>
+              <w:t>S00</w:t>
               <w:br/>
             </w:r>
             <w:r>
@@ -978,7 +978,7 @@
                 <w:color w:val="64748B"/>
                 <w:sz w:val="14"/>
               </w:rPr>
-              <w:t>Agriculture</w:t>
+              <w:t>Identification</w:t>
             </w:r>
           </w:p>
         </w:tc>
@@ -994,7 +994,7 @@
                 <w:color w:val="16A34A"/>
                 <w:sz w:val="16"/>
               </w:rPr>
-              <w:t>s16aq00, s01q00b, s04q35e_code</w:t>
+              <w:t>s00q27</w:t>
             </w:r>
           </w:p>
         </w:tc>
@@ -1025,7 +1025,7 @@
                 <w:i w:val="0"/>
                 <w:sz w:val="17"/>
               </w:rPr>
-              <w:t>Incoherent!!! Cheikh Atab Sane est un Agriculteurs et ouvriers qualifiés, cultures de plein champ mais ne pratique de l'agriculture, prière de reprendre la section 16a ou fournir des explications concrètes.</w:t>
+              <w:t>Le questionnaire semble ne pas être complètement fini mais le questionnaire est en statut complet, prière de compléter le questionnaire.</w:t>
             </w:r>
           </w:p>
         </w:tc>
@@ -1084,7 +1084,7 @@
                 <w:color w:val="16A34A"/>
                 <w:sz w:val="16"/>
               </w:rPr>
-              <w:t>s00q27</w:t>
+              <w:t>—</w:t>
             </w:r>
           </w:p>
         </w:tc>
@@ -1115,7 +1115,7 @@
                 <w:i w:val="0"/>
                 <w:sz w:val="17"/>
               </w:rPr>
-              <w:t>Le questionnaire semble ne pas être complètement fini mais le questionnaire est en statut complet, prière de compléter le questionnaire.</w:t>
+              <w:t>L'adresse ou la localisation du ménage doit être bien renseignée, ne doit pas contenir des numéros de téléphone et elle semble courte pour être une adresse.</w:t>
             </w:r>
           </w:p>
         </w:tc>
@@ -1205,277 +1205,7 @@
                 <w:i w:val="0"/>
                 <w:sz w:val="17"/>
               </w:rPr>
-              <w:t>L'adresse ou la localisation du ménage doit être bien renseignée, ne doit pas contenir des numéros de téléphone et elle semble courte pour être une adresse.</w:t>
-            </w:r>
-          </w:p>
-        </w:tc>
-      </w:tr>
-      <w:tr>
-        <w:tc>
-          <w:tcPr>
-            <w:tcW w:type="dxa" w:w="964"/>
-          </w:tcPr>
-          <w:p>
-            <w:r>
-              <w:rPr>
-                <w:b/>
-                <w:i w:val="0"/>
-                <w:color w:val="EA580C"/>
-                <w:sz w:val="16"/>
-              </w:rPr>
-              <w:t>Moyenne</w:t>
-            </w:r>
-          </w:p>
-        </w:tc>
-        <w:tc>
-          <w:tcPr>
-            <w:tcW w:type="dxa" w:w="1247"/>
-          </w:tcPr>
-          <w:p>
-            <w:r>
-              <w:rPr>
-                <w:b/>
-                <w:i w:val="0"/>
-                <w:sz w:val="16"/>
-              </w:rPr>
-              <w:t>S00</w:t>
-              <w:br/>
-            </w:r>
-            <w:r>
-              <w:rPr>
-                <w:b w:val="0"/>
-                <w:i w:val="0"/>
-                <w:color w:val="64748B"/>
-                <w:sz w:val="14"/>
-              </w:rPr>
-              <w:t>Identification</w:t>
-            </w:r>
-          </w:p>
-        </w:tc>
-        <w:tc>
-          <w:tcPr>
-            <w:tcW w:type="dxa" w:w="1531"/>
-          </w:tcPr>
-          <w:p>
-            <w:r>
-              <w:rPr>
-                <w:b/>
-                <w:i w:val="0"/>
-                <w:color w:val="16A34A"/>
-                <w:sz w:val="16"/>
-              </w:rPr>
-              <w:t>—</w:t>
-            </w:r>
-          </w:p>
-        </w:tc>
-        <w:tc>
-          <w:tcPr>
-            <w:tcW w:type="dxa" w:w="1191"/>
-          </w:tcPr>
-          <w:p>
-            <w:r>
-              <w:rPr>
-                <w:b w:val="0"/>
-                <w:i w:val="0"/>
-                <w:color w:val="64748B"/>
-                <w:sz w:val="16"/>
-              </w:rPr>
-              <w:t>GT-CQ</w:t>
-            </w:r>
-          </w:p>
-        </w:tc>
-        <w:tc>
-          <w:tcPr>
-            <w:tcW w:type="dxa" w:w="4706"/>
-          </w:tcPr>
-          <w:p>
-            <w:r>
-              <w:rPr>
-                <w:b w:val="0"/>
-                <w:i w:val="0"/>
-                <w:sz w:val="17"/>
-              </w:rPr>
               <w:t>Prière de mettre les noms dans ces questions et mettre les contacts à leurs places.</w:t>
-            </w:r>
-          </w:p>
-        </w:tc>
-      </w:tr>
-      <w:tr>
-        <w:tc>
-          <w:tcPr>
-            <w:tcW w:type="dxa" w:w="964"/>
-          </w:tcPr>
-          <w:p>
-            <w:r>
-              <w:rPr>
-                <w:b/>
-                <w:i w:val="0"/>
-                <w:color w:val="EA580C"/>
-                <w:sz w:val="16"/>
-              </w:rPr>
-              <w:t>Moyenne</w:t>
-            </w:r>
-          </w:p>
-        </w:tc>
-        <w:tc>
-          <w:tcPr>
-            <w:tcW w:type="dxa" w:w="1247"/>
-          </w:tcPr>
-          <w:p>
-            <w:r>
-              <w:rPr>
-                <w:b/>
-                <w:i w:val="0"/>
-                <w:sz w:val="16"/>
-              </w:rPr>
-              <w:t>S02</w:t>
-              <w:br/>
-            </w:r>
-            <w:r>
-              <w:rPr>
-                <w:b w:val="0"/>
-                <w:i w:val="0"/>
-                <w:color w:val="64748B"/>
-                <w:sz w:val="14"/>
-              </w:rPr>
-              <w:t>Éducation</w:t>
-            </w:r>
-          </w:p>
-        </w:tc>
-        <w:tc>
-          <w:tcPr>
-            <w:tcW w:type="dxa" w:w="1531"/>
-          </w:tcPr>
-          <w:p>
-            <w:r>
-              <w:rPr>
-                <w:b/>
-                <w:i w:val="0"/>
-                <w:color w:val="16A34A"/>
-                <w:sz w:val="16"/>
-              </w:rPr>
-              <w:t>—</w:t>
-            </w:r>
-          </w:p>
-        </w:tc>
-        <w:tc>
-          <w:tcPr>
-            <w:tcW w:type="dxa" w:w="1191"/>
-          </w:tcPr>
-          <w:p>
-            <w:r>
-              <w:rPr>
-                <w:b w:val="0"/>
-                <w:i w:val="0"/>
-                <w:color w:val="64748B"/>
-                <w:sz w:val="16"/>
-              </w:rPr>
-              <w:t>GT-CQ</w:t>
-            </w:r>
-          </w:p>
-        </w:tc>
-        <w:tc>
-          <w:tcPr>
-            <w:tcW w:type="dxa" w:w="4706"/>
-          </w:tcPr>
-          <w:p>
-            <w:r>
-              <w:rPr>
-                <w:b w:val="0"/>
-                <w:i w:val="0"/>
-                <w:sz w:val="17"/>
-              </w:rPr>
-              <w:t>veuillez, s'il vous plait, confirmer les frais de scolarité ( 1500 FCFA) payée de Lamine Dioma Sane avec le QG ou apporter les corrections nécessaires.</w:t>
-            </w:r>
-          </w:p>
-        </w:tc>
-      </w:tr>
-      <w:tr>
-        <w:tc>
-          <w:tcPr>
-            <w:tcW w:type="dxa" w:w="964"/>
-          </w:tcPr>
-          <w:p>
-            <w:r>
-              <w:rPr>
-                <w:b/>
-                <w:i w:val="0"/>
-                <w:color w:val="EA580C"/>
-                <w:sz w:val="16"/>
-              </w:rPr>
-              <w:t>Moyenne</w:t>
-            </w:r>
-          </w:p>
-        </w:tc>
-        <w:tc>
-          <w:tcPr>
-            <w:tcW w:type="dxa" w:w="1247"/>
-          </w:tcPr>
-          <w:p>
-            <w:r>
-              <w:rPr>
-                <w:b/>
-                <w:i w:val="0"/>
-                <w:sz w:val="16"/>
-              </w:rPr>
-              <w:t>S02</w:t>
-              <w:br/>
-            </w:r>
-            <w:r>
-              <w:rPr>
-                <w:b w:val="0"/>
-                <w:i w:val="0"/>
-                <w:color w:val="64748B"/>
-                <w:sz w:val="14"/>
-              </w:rPr>
-              <w:t>Éducation</w:t>
-            </w:r>
-          </w:p>
-        </w:tc>
-        <w:tc>
-          <w:tcPr>
-            <w:tcW w:type="dxa" w:w="1531"/>
-          </w:tcPr>
-          <w:p>
-            <w:r>
-              <w:rPr>
-                <w:b/>
-                <w:i w:val="0"/>
-                <w:color w:val="16A34A"/>
-                <w:sz w:val="16"/>
-              </w:rPr>
-              <w:t>—</w:t>
-            </w:r>
-          </w:p>
-        </w:tc>
-        <w:tc>
-          <w:tcPr>
-            <w:tcW w:type="dxa" w:w="1191"/>
-          </w:tcPr>
-          <w:p>
-            <w:r>
-              <w:rPr>
-                <w:b w:val="0"/>
-                <w:i w:val="0"/>
-                <w:color w:val="64748B"/>
-                <w:sz w:val="16"/>
-              </w:rPr>
-              <w:t>GT-CQ</w:t>
-            </w:r>
-          </w:p>
-        </w:tc>
-        <w:tc>
-          <w:tcPr>
-            <w:tcW w:type="dxa" w:w="4706"/>
-          </w:tcPr>
-          <w:p>
-            <w:r>
-              <w:rPr>
-                <w:b w:val="0"/>
-                <w:i w:val="0"/>
-                <w:sz w:val="17"/>
-              </w:rPr>
-              <w:t>veuillez, s'il vous plait, confirmer les frais de scolarité ( 5000 FCFA) payée de Sali Sane avec le QG ou apporter les corrections nécessaires.</w:t>
             </w:r>
           </w:p>
         </w:tc>
